--- a/tillsyn/S 777-2025 tillsynsbegäran.docx
+++ b/tillsyn/S 777-2025 tillsynsbegäran.docx
@@ -1336,7 +1336,7 @@
     <w:r>
       <w:tab/>
       <w:tab/>
-      <w:t>2026-09-14</w:t>
+      <w:t>2026-09-15</w:t>
       <w:br/>
       <w:br/>
     </w:r>

--- a/tillsyn/S 777-2025 tillsynsbegäran.docx
+++ b/tillsyn/S 777-2025 tillsynsbegäran.docx
@@ -1336,7 +1336,7 @@
     <w:r>
       <w:tab/>
       <w:tab/>
-      <w:t>2026-09-15</w:t>
+      <w:t>2026-09-16</w:t>
       <w:br/>
       <w:br/>
     </w:r>

--- a/tillsyn/S 777-2025 tillsynsbegäran.docx
+++ b/tillsyn/S 777-2025 tillsynsbegäran.docx
@@ -1336,7 +1336,7 @@
     <w:r>
       <w:tab/>
       <w:tab/>
-      <w:t>2026-09-16</w:t>
+      <w:t>2026-09-17</w:t>
       <w:br/>
       <w:br/>
     </w:r>

--- a/tillsyn/S 777-2025 tillsynsbegäran.docx
+++ b/tillsyn/S 777-2025 tillsynsbegäran.docx
@@ -1336,7 +1336,7 @@
     <w:r>
       <w:tab/>
       <w:tab/>
-      <w:t>2026-09-17</w:t>
+      <w:t>2026-09-18</w:t>
       <w:br/>
       <w:br/>
     </w:r>

--- a/tillsyn/S 777-2025 tillsynsbegäran.docx
+++ b/tillsyn/S 777-2025 tillsynsbegäran.docx
@@ -1336,7 +1336,7 @@
     <w:r>
       <w:tab/>
       <w:tab/>
-      <w:t>2026-09-18</w:t>
+      <w:t>2026-09-19</w:t>
       <w:br/>
       <w:br/>
     </w:r>

--- a/tillsyn/S 777-2025 tillsynsbegäran.docx
+++ b/tillsyn/S 777-2025 tillsynsbegäran.docx
@@ -1336,7 +1336,7 @@
     <w:r>
       <w:tab/>
       <w:tab/>
-      <w:t>2026-09-19</w:t>
+      <w:t>2026-09-21</w:t>
       <w:br/>
       <w:br/>
     </w:r>

--- a/tillsyn/S 777-2025 tillsynsbegäran.docx
+++ b/tillsyn/S 777-2025 tillsynsbegäran.docx
@@ -1336,7 +1336,7 @@
     <w:r>
       <w:tab/>
       <w:tab/>
-      <w:t>2026-09-21</w:t>
+      <w:t>2026-09-23</w:t>
       <w:br/>
       <w:br/>
     </w:r>

--- a/tillsyn/S 777-2025 tillsynsbegäran.docx
+++ b/tillsyn/S 777-2025 tillsynsbegäran.docx
@@ -1336,7 +1336,7 @@
     <w:r>
       <w:tab/>
       <w:tab/>
-      <w:t>2026-09-23</w:t>
+      <w:t>2026-09-24</w:t>
       <w:br/>
       <w:br/>
     </w:r>

--- a/tillsyn/S 777-2025 tillsynsbegäran.docx
+++ b/tillsyn/S 777-2025 tillsynsbegäran.docx
@@ -1336,7 +1336,7 @@
     <w:r>
       <w:tab/>
       <w:tab/>
-      <w:t>2026-09-24</w:t>
+      <w:t>2026-09-25</w:t>
       <w:br/>
       <w:br/>
     </w:r>

--- a/tillsyn/S 777-2025 tillsynsbegäran.docx
+++ b/tillsyn/S 777-2025 tillsynsbegäran.docx
@@ -1336,7 +1336,7 @@
     <w:r>
       <w:tab/>
       <w:tab/>
-      <w:t>2026-09-25</w:t>
+      <w:t>2026-09-26</w:t>
       <w:br/>
       <w:br/>
     </w:r>

--- a/tillsyn/S 777-2025 tillsynsbegäran.docx
+++ b/tillsyn/S 777-2025 tillsynsbegäran.docx
@@ -1336,7 +1336,7 @@
     <w:r>
       <w:tab/>
       <w:tab/>
-      <w:t>2026-09-26</w:t>
+      <w:t>2026-09-27</w:t>
       <w:br/>
       <w:br/>
     </w:r>

--- a/tillsyn/S 777-2025 tillsynsbegäran.docx
+++ b/tillsyn/S 777-2025 tillsynsbegäran.docx
@@ -1336,7 +1336,7 @@
     <w:r>
       <w:tab/>
       <w:tab/>
-      <w:t>2026-09-27</w:t>
+      <w:t>2026-09-28</w:t>
       <w:br/>
       <w:br/>
     </w:r>

--- a/tillsyn/S 777-2025 tillsynsbegäran.docx
+++ b/tillsyn/S 777-2025 tillsynsbegäran.docx
@@ -1336,7 +1336,7 @@
     <w:r>
       <w:tab/>
       <w:tab/>
-      <w:t>2026-09-28</w:t>
+      <w:t>2026-09-29</w:t>
       <w:br/>
       <w:br/>
     </w:r>

--- a/tillsyn/S 777-2025 tillsynsbegäran.docx
+++ b/tillsyn/S 777-2025 tillsynsbegäran.docx
@@ -1336,7 +1336,7 @@
     <w:r>
       <w:tab/>
       <w:tab/>
-      <w:t>2026-09-29</w:t>
+      <w:t>2026-09-30</w:t>
       <w:br/>
       <w:br/>
     </w:r>

--- a/tillsyn/S 777-2025 tillsynsbegäran.docx
+++ b/tillsyn/S 777-2025 tillsynsbegäran.docx
@@ -1336,7 +1336,7 @@
     <w:r>
       <w:tab/>
       <w:tab/>
-      <w:t>2026-09-30</w:t>
+      <w:t>2026-10-01</w:t>
       <w:br/>
       <w:br/>
     </w:r>

--- a/tillsyn/S 777-2025 tillsynsbegäran.docx
+++ b/tillsyn/S 777-2025 tillsynsbegäran.docx
@@ -1336,7 +1336,7 @@
     <w:r>
       <w:tab/>
       <w:tab/>
-      <w:t>2026-10-01</w:t>
+      <w:t>2026-10-02</w:t>
       <w:br/>
       <w:br/>
     </w:r>

--- a/tillsyn/S 777-2025 tillsynsbegäran.docx
+++ b/tillsyn/S 777-2025 tillsynsbegäran.docx
@@ -1336,7 +1336,7 @@
     <w:r>
       <w:tab/>
       <w:tab/>
-      <w:t>2026-10-02</w:t>
+      <w:t>2026-10-03</w:t>
       <w:br/>
       <w:br/>
     </w:r>

--- a/tillsyn/S 777-2025 tillsynsbegäran.docx
+++ b/tillsyn/S 777-2025 tillsynsbegäran.docx
@@ -1336,7 +1336,7 @@
     <w:r>
       <w:tab/>
       <w:tab/>
-      <w:t>2026-10-03</w:t>
+      <w:t>2026-10-04</w:t>
       <w:br/>
       <w:br/>
     </w:r>

--- a/tillsyn/S 777-2025 tillsynsbegäran.docx
+++ b/tillsyn/S 777-2025 tillsynsbegäran.docx
@@ -1336,7 +1336,7 @@
     <w:r>
       <w:tab/>
       <w:tab/>
-      <w:t>2026-10-04</w:t>
+      <w:t>2026-10-05</w:t>
       <w:br/>
       <w:br/>
     </w:r>

--- a/tillsyn/S 777-2025 tillsynsbegäran.docx
+++ b/tillsyn/S 777-2025 tillsynsbegäran.docx
@@ -65,7 +65,7 @@
     </w:p>
     <w:p>
       <w:r>
-        <w:t>I och inom 25 meter från samrådsanmälan finns fynd av 30 naturvårdsarter, varav 22 är rödlistade, 6 är fridlysta, 10 är typiska (T) och 6 är signalarter (S): bombmurkla (EN, §8), mosippa (EN, T, §8), ruttaggsvamp (EN), frygisk spindling (VU), gulporig ticka (VU), knärot (VU, T, §8), kopparspindling (VU), lakritsmusseron (VU, T), lammticka (VU), skrovlig taggsvamp (VU), torrmusseron (VU), tvillingspindling (VU), dropptaggsvamp (NT, T), gultoppig fingersvamp (NT), kronskål (NT), mjölsvärting (NT), orange taggsvamp (NT, T), svart taggsvamp (NT), tallfingersvamp (NT), tallkötticka (NT), talltagel (NT, T), talltaggsvamp (NT), grönpyrola (S, T), gullgröppa (S), korallrot (S, T, §8), plattlummer (S, T, §9), spetsvaxing (S), strimspindling (S), kattfot (T) och nattviol (§8). Se Figur 1.</w:t>
+        <w:t>I och inom 25 meter från samrådsanmälan finns fynd av 31 naturvårdsarter, varav 23 är rödlistade, 6 är fridlysta, 10 är typiska (T) och 6 är signalarter (S): bombmurkla (EN, §8), mosippa (EN, T, §8), ruttaggsvamp (EN), frygisk spindling (VU), gulporig ticka (VU), gyllenspindling (VU), knärot (VU, T, §8), kopparspindling (VU), lakritsmusseron (VU, T), lammticka (VU), skrovlig taggsvamp (VU), torrmusseron (VU), tvillingspindling (VU), dropptaggsvamp (NT, T), gultoppig fingersvamp (NT), kronskål (NT), mjölsvärting (NT), orange taggsvamp (NT, T), svart taggsvamp (NT), tallfingersvamp (NT), tallkötticka (NT), talltagel (NT, T), talltaggsvamp (NT), grönpyrola (S, T), gullgröppa (S), korallrot (S, T, §8), plattlummer (S, T, §9), spetsvaxing (S), strimspindling (S), kattfot (T) och nattviol (§8). Se Figur 1.</w:t>
       </w:r>
     </w:p>
     <w:p>
@@ -182,6 +182,17 @@
         <w:rPr>
           <w:b/>
         </w:rPr>
+        <w:t>Gyllenspindling (VU)</w:t>
+      </w:r>
+      <w:r>
+        <w:t xml:space="preserve"> bildar mykorrhiza med gran i ängsgranskog på kalkrik mark, mer sällan med tall i kalktallskog. Minskningstakten uppgår till 30 % inom 50 år och överstiger gränsvärdet för Sårbar (VU) enligt A-kriteriet. Skogsbruk med kalavverkning, markberedning etc. är ogynnsamt för arten. Barrskog på kalkrik mark är en synnerligen skyddsvärd biotop varav fler områden behöver skyddas (SLU Artdatabanken, 2024).</w:t>
+      </w:r>
+    </w:p>
+    <w:p>
+      <w:r>
+        <w:rPr>
+          <w:b/>
+        </w:rPr>
         <w:t>Knärot (VU, §8)</w:t>
       </w:r>
       <w:r>
@@ -226,7 +237,7 @@
     </w:p>
     <w:p>
       <w:r>
-        <w:t>I det samrådsanmälda området finns 14 fyndplatser för knärot registrerade på Artportalen. Figur 2 visar gränserna för buffertzoner på 50 m, som behöver lämnas kring fyndplatserna för att knärotslokalerna inte ska försvinna vid en avverkning. Av det samrådsanmälda området överlappar 7.47 ha med buffertzonerna och får av detta skäl inte avverkas.</w:t>
+        <w:t>I det samrådsanmälda området finns 15 fyndplatser för knärot registrerade på Artportalen. Figur 2 visar gränserna för buffertzoner på 50 m, som behöver lämnas kring fyndplatserna för att knärotslokalerna inte ska försvinna vid en avverkning. Av det samrådsanmälda området överlappar 7.88 ha med buffertzonerna och får av detta skäl inte avverkas.</w:t>
       </w:r>
     </w:p>
     <w:p>
@@ -1336,7 +1347,7 @@
     <w:r>
       <w:tab/>
       <w:tab/>
-      <w:t>2026-10-05</w:t>
+      <w:t>2026-10-06</w:t>
       <w:br/>
       <w:br/>
     </w:r>

--- a/tillsyn/S 777-2025 tillsynsbegäran.docx
+++ b/tillsyn/S 777-2025 tillsynsbegäran.docx
@@ -1347,7 +1347,7 @@
     <w:r>
       <w:tab/>
       <w:tab/>
-      <w:t>2026-10-06</w:t>
+      <w:t>2026-10-07</w:t>
       <w:br/>
       <w:br/>
     </w:r>

--- a/tillsyn/S 777-2025 tillsynsbegäran.docx
+++ b/tillsyn/S 777-2025 tillsynsbegäran.docx
@@ -1347,7 +1347,7 @@
     <w:r>
       <w:tab/>
       <w:tab/>
-      <w:t>2026-10-07</w:t>
+      <w:t>2026-10-08</w:t>
       <w:br/>
       <w:br/>
     </w:r>

--- a/tillsyn/S 777-2025 tillsynsbegäran.docx
+++ b/tillsyn/S 777-2025 tillsynsbegäran.docx
@@ -1347,7 +1347,7 @@
     <w:r>
       <w:tab/>
       <w:tab/>
-      <w:t>2026-10-08</w:t>
+      <w:t>2026-10-09</w:t>
       <w:br/>
       <w:br/>
     </w:r>

--- a/tillsyn/S 777-2025 tillsynsbegäran.docx
+++ b/tillsyn/S 777-2025 tillsynsbegäran.docx
@@ -1347,7 +1347,7 @@
     <w:r>
       <w:tab/>
       <w:tab/>
-      <w:t>2026-10-09</w:t>
+      <w:t>2026-10-10</w:t>
       <w:br/>
       <w:br/>
     </w:r>

--- a/tillsyn/S 777-2025 tillsynsbegäran.docx
+++ b/tillsyn/S 777-2025 tillsynsbegäran.docx
@@ -1347,7 +1347,7 @@
     <w:r>
       <w:tab/>
       <w:tab/>
-      <w:t>2026-10-10</w:t>
+      <w:t>2026-10-11</w:t>
       <w:br/>
       <w:br/>
     </w:r>

--- a/tillsyn/S 777-2025 tillsynsbegäran.docx
+++ b/tillsyn/S 777-2025 tillsynsbegäran.docx
@@ -1347,7 +1347,7 @@
     <w:r>
       <w:tab/>
       <w:tab/>
-      <w:t>2026-10-11</w:t>
+      <w:t>2026-10-12</w:t>
       <w:br/>
       <w:br/>
     </w:r>

--- a/tillsyn/S 777-2025 tillsynsbegäran.docx
+++ b/tillsyn/S 777-2025 tillsynsbegäran.docx
@@ -1347,7 +1347,7 @@
     <w:r>
       <w:tab/>
       <w:tab/>
-      <w:t>2026-10-12</w:t>
+      <w:t>2026-10-13</w:t>
       <w:br/>
       <w:br/>
     </w:r>

--- a/tillsyn/S 777-2025 tillsynsbegäran.docx
+++ b/tillsyn/S 777-2025 tillsynsbegäran.docx
@@ -1347,7 +1347,7 @@
     <w:r>
       <w:tab/>
       <w:tab/>
-      <w:t>2026-10-13</w:t>
+      <w:t>2026-10-14</w:t>
       <w:br/>
       <w:br/>
     </w:r>

--- a/tillsyn/S 777-2025 tillsynsbegäran.docx
+++ b/tillsyn/S 777-2025 tillsynsbegäran.docx
@@ -1347,7 +1347,7 @@
     <w:r>
       <w:tab/>
       <w:tab/>
-      <w:t>2026-10-14</w:t>
+      <w:t>2026-10-15</w:t>
       <w:br/>
       <w:br/>
     </w:r>

--- a/tillsyn/S 777-2025 tillsynsbegäran.docx
+++ b/tillsyn/S 777-2025 tillsynsbegäran.docx
@@ -1347,7 +1347,7 @@
     <w:r>
       <w:tab/>
       <w:tab/>
-      <w:t>2026-10-15</w:t>
+      <w:t>2026-10-16</w:t>
       <w:br/>
       <w:br/>
     </w:r>

--- a/tillsyn/S 777-2025 tillsynsbegäran.docx
+++ b/tillsyn/S 777-2025 tillsynsbegäran.docx
@@ -1347,7 +1347,7 @@
     <w:r>
       <w:tab/>
       <w:tab/>
-      <w:t>2026-10-16</w:t>
+      <w:t>2026-10-17</w:t>
       <w:br/>
       <w:br/>
     </w:r>

--- a/tillsyn/S 777-2025 tillsynsbegäran.docx
+++ b/tillsyn/S 777-2025 tillsynsbegäran.docx
@@ -1347,7 +1347,7 @@
     <w:r>
       <w:tab/>
       <w:tab/>
-      <w:t>2026-10-17</w:t>
+      <w:t>2026-10-18</w:t>
       <w:br/>
       <w:br/>
     </w:r>

--- a/tillsyn/S 777-2025 tillsynsbegäran.docx
+++ b/tillsyn/S 777-2025 tillsynsbegäran.docx
@@ -1347,7 +1347,7 @@
     <w:r>
       <w:tab/>
       <w:tab/>
-      <w:t>2026-10-18</w:t>
+      <w:t>2026-10-19</w:t>
       <w:br/>
       <w:br/>
     </w:r>

--- a/tillsyn/S 777-2025 tillsynsbegäran.docx
+++ b/tillsyn/S 777-2025 tillsynsbegäran.docx
@@ -1347,7 +1347,7 @@
     <w:r>
       <w:tab/>
       <w:tab/>
-      <w:t>2026-10-19</w:t>
+      <w:t>2026-10-20</w:t>
       <w:br/>
       <w:br/>
     </w:r>

--- a/tillsyn/S 777-2025 tillsynsbegäran.docx
+++ b/tillsyn/S 777-2025 tillsynsbegäran.docx
@@ -1347,7 +1347,7 @@
     <w:r>
       <w:tab/>
       <w:tab/>
-      <w:t>2026-10-20</w:t>
+      <w:t>2026-10-21</w:t>
       <w:br/>
       <w:br/>
     </w:r>

--- a/tillsyn/S 777-2025 tillsynsbegäran.docx
+++ b/tillsyn/S 777-2025 tillsynsbegäran.docx
@@ -1347,7 +1347,7 @@
     <w:r>
       <w:tab/>
       <w:tab/>
-      <w:t>2026-10-21</w:t>
+      <w:t>2026-10-22</w:t>
       <w:br/>
       <w:br/>
     </w:r>

--- a/tillsyn/S 777-2025 tillsynsbegäran.docx
+++ b/tillsyn/S 777-2025 tillsynsbegäran.docx
@@ -1347,7 +1347,7 @@
     <w:r>
       <w:tab/>
       <w:tab/>
-      <w:t>2026-10-22</w:t>
+      <w:t>2026-10-23</w:t>
       <w:br/>
       <w:br/>
     </w:r>

--- a/tillsyn/S 777-2025 tillsynsbegäran.docx
+++ b/tillsyn/S 777-2025 tillsynsbegäran.docx
@@ -1347,7 +1347,7 @@
     <w:r>
       <w:tab/>
       <w:tab/>
-      <w:t>2026-10-23</w:t>
+      <w:t>2026-10-24</w:t>
       <w:br/>
       <w:br/>
     </w:r>

--- a/tillsyn/S 777-2025 tillsynsbegäran.docx
+++ b/tillsyn/S 777-2025 tillsynsbegäran.docx
@@ -1347,7 +1347,7 @@
     <w:r>
       <w:tab/>
       <w:tab/>
-      <w:t>2026-10-24</w:t>
+      <w:t>2026-10-25</w:t>
       <w:br/>
       <w:br/>
     </w:r>

--- a/tillsyn/S 777-2025 tillsynsbegäran.docx
+++ b/tillsyn/S 777-2025 tillsynsbegäran.docx
@@ -1347,7 +1347,7 @@
     <w:r>
       <w:tab/>
       <w:tab/>
-      <w:t>2026-10-25</w:t>
+      <w:t>2026-10-26</w:t>
       <w:br/>
       <w:br/>
     </w:r>

--- a/tillsyn/S 777-2025 tillsynsbegäran.docx
+++ b/tillsyn/S 777-2025 tillsynsbegäran.docx
@@ -1347,7 +1347,7 @@
     <w:r>
       <w:tab/>
       <w:tab/>
-      <w:t>2026-10-26</w:t>
+      <w:t>2026-10-27</w:t>
       <w:br/>
       <w:br/>
     </w:r>

--- a/tillsyn/S 777-2025 tillsynsbegäran.docx
+++ b/tillsyn/S 777-2025 tillsynsbegäran.docx
@@ -1347,7 +1347,7 @@
     <w:r>
       <w:tab/>
       <w:tab/>
-      <w:t>2026-10-27</w:t>
+      <w:t>2026-10-28</w:t>
       <w:br/>
       <w:br/>
     </w:r>

--- a/tillsyn/S 777-2025 tillsynsbegäran.docx
+++ b/tillsyn/S 777-2025 tillsynsbegäran.docx
@@ -1347,7 +1347,7 @@
     <w:r>
       <w:tab/>
       <w:tab/>
-      <w:t>2026-10-28</w:t>
+      <w:t>2026-10-29</w:t>
       <w:br/>
       <w:br/>
     </w:r>

--- a/tillsyn/S 777-2025 tillsynsbegäran.docx
+++ b/tillsyn/S 777-2025 tillsynsbegäran.docx
@@ -1347,7 +1347,7 @@
     <w:r>
       <w:tab/>
       <w:tab/>
-      <w:t>2026-10-29</w:t>
+      <w:t>2026-10-31</w:t>
       <w:br/>
       <w:br/>
     </w:r>
